--- a/pr-preview/pr-318/chapters/inclusive-writing.docx
+++ b/pr-preview/pr-318/chapters/inclusive-writing.docx
@@ -15,7 +15,7 @@
         <w:pStyle w:val="Date"/>
       </w:pPr>
       <w:r>
-        <w:t xml:space="preserve">Last modified: 2026-10-22 12:08:42 (PDT)</w:t>
+        <w:t xml:space="preserve">Last modified: 2026-10-25 22:12:01 (PDT)</w:t>
       </w:r>
     </w:p>
     <w:tbl>
@@ -1821,6 +1821,58 @@
                   </m:oMath>
                   <w:r>
                     <w:t xml:space="preserve">.</w:t>
+                  </w:r>
+                </w:p>
+              </w:tc>
+            </w:tr>
+            <w:tr>
+              <w:tc>
+                <w:tcPr/>
+                <w:p>
+                  <w:pPr>
+                    <w:pStyle w:val="Compact"/>
+                    <w:jc w:val="center"/>
+                  </w:pPr>
+                  <w:r>
+                    <w:t xml:space="preserve">the noise model says that the errors have mean zero</w:t>
+                  </w:r>
+                </w:p>
+              </w:tc>
+              <w:tc>
+                <w:tcPr/>
+                <w:p>
+                  <w:pPr>
+                    <w:pStyle w:val="Compact"/>
+                    <w:jc w:val="center"/>
+                  </w:pPr>
+                  <w:r>
+                    <w:t xml:space="preserve">in the noise model, the errors have mean zero</w:t>
+                  </w:r>
+                </w:p>
+              </w:tc>
+            </w:tr>
+            <w:tr>
+              <w:tc>
+                <w:tcPr/>
+                <w:p>
+                  <w:pPr>
+                    <w:pStyle w:val="Compact"/>
+                    <w:jc w:val="center"/>
+                  </w:pPr>
+                  <w:r>
+                    <w:t xml:space="preserve">as Theorem 2 says, the estimator is unbiased</w:t>
+                  </w:r>
+                </w:p>
+              </w:tc>
+              <w:tc>
+                <w:tcPr/>
+                <w:p>
+                  <w:pPr>
+                    <w:pStyle w:val="Compact"/>
+                    <w:jc w:val="center"/>
+                  </w:pPr>
+                  <w:r>
+                    <w:t xml:space="preserve">by Theorem 2, the estimator is unbiased</w:t>
                   </w:r>
                 </w:p>
               </w:tc>
